--- a/Phase Wise Templets/Requirement Analysis/Data Flow Diagrams and User Stories.docx
+++ b/Phase Wise Templets/Requirement Analysis/Data Flow Diagrams and User Stories.docx
@@ -1090,16 +1090,42 @@
         <w:tc>
           <w:tcPr/>
           <w:p>
-            <w:r>
-              <w:t>As a user, I can register using my email so that I can save my property searches.</w:t>
-            </w:r>
-          </w:p>
-        </w:tc>
-        <w:tc>
-          <w:tcPr/>
-          <w:p>
-            <w:r>
-              <w:t>Account created and dashboard accessible</w:t>
+            <w:pPr>
+              <w:rPr>
+                <w:rFonts w:ascii="Arial" w:cs="Arial" w:eastAsia="Arial" w:hAnsi="Arial"/>
+                <w:sz w:val="20"/>
+                <w:szCs w:val="20"/>
+              </w:rPr>
+            </w:pPr>
+            <w:r>
+              <w:rPr>
+                <w:rFonts w:ascii="Arial" w:cs="Arial" w:eastAsia="Arial" w:hAnsi="Arial"/>
+                <w:sz w:val="20"/>
+                <w:szCs w:val="20"/>
+                <w:rtl w:val="0"/>
+              </w:rPr>
+              <w:t xml:space="preserve">As a user, I can register for the application by entering my email, password, and confirming my password.</w:t>
+            </w:r>
+          </w:p>
+        </w:tc>
+        <w:tc>
+          <w:tcPr/>
+          <w:p>
+            <w:pPr>
+              <w:rPr>
+                <w:rFonts w:ascii="Arial" w:cs="Arial" w:eastAsia="Arial" w:hAnsi="Arial"/>
+                <w:sz w:val="20"/>
+                <w:szCs w:val="20"/>
+              </w:rPr>
+            </w:pPr>
+            <w:r>
+              <w:rPr>
+                <w:rFonts w:ascii="Arial" w:cs="Arial" w:eastAsia="Arial" w:hAnsi="Arial"/>
+                <w:sz w:val="20"/>
+                <w:szCs w:val="20"/>
+                <w:rtl w:val="0"/>
+              </w:rPr>
+              <w:t xml:space="preserve">I can access my account / dashboard</w:t>
             </w:r>
           </w:p>
         </w:tc>
@@ -1377,21 +1403,8 @@
         <w:tc>
           <w:tcPr/>
           <w:p>
-            <w:pPr>
-              <w:rPr>
-                <w:rFonts w:ascii="Arial" w:cs="Arial" w:eastAsia="Arial" w:hAnsi="Arial"/>
-                <w:sz w:val="20"/>
-                <w:szCs w:val="20"/>
-              </w:rPr>
-            </w:pPr>
-            <w:r>
-              <w:rPr>
-                <w:rFonts w:ascii="Arial" w:cs="Arial" w:eastAsia="Arial" w:hAnsi="Arial"/>
-                <w:sz w:val="20"/>
-                <w:szCs w:val="20"/>
-                <w:rtl w:val="0"/>
-              </w:rPr>
-              <w:t xml:space="preserve">I can register &amp; access the dashboard with Facebook Login</w:t>
+            <w:r>
+              <w:t>Account created via Facebook</w:t>
             </w:r>
           </w:p>
         </w:tc>
@@ -1523,17 +1536,8 @@
         <w:tc>
           <w:tcPr/>
           <w:p>
-            <w:pPr>
-              <w:rPr>
-                <w:rFonts w:ascii="Arial" w:cs="Arial" w:eastAsia="Arial" w:hAnsi="Arial"/>
-                <w:sz w:val="20"/>
-                <w:szCs w:val="20"/>
-              </w:rPr>
-            </w:pPr>
-            <w:r>
-              <w:rPr>
-                <w:rtl w:val="0"/>
-              </w:rPr>
+            <w:r>
+              <w:t>Account created via Gmail</w:t>
             </w:r>
           </w:p>
         </w:tc>
@@ -1669,17 +1673,8 @@
         <w:tc>
           <w:tcPr/>
           <w:p>
-            <w:pPr>
-              <w:rPr>
-                <w:rFonts w:ascii="Arial" w:cs="Arial" w:eastAsia="Arial" w:hAnsi="Arial"/>
-                <w:sz w:val="20"/>
-                <w:szCs w:val="20"/>
-              </w:rPr>
-            </w:pPr>
-            <w:r>
-              <w:rPr>
-                <w:rtl w:val="0"/>
-              </w:rPr>
+            <w:r>
+              <w:t>User logs in successfully</w:t>
             </w:r>
           </w:p>
         </w:tc>
@@ -1752,106 +1747,48 @@
         <w:tc>
           <w:tcPr/>
           <w:p>
-            <w:pPr>
-              <w:rPr>
-                <w:rFonts w:ascii="Arial" w:cs="Arial" w:eastAsia="Arial" w:hAnsi="Arial"/>
-                <w:sz w:val="20"/>
-                <w:szCs w:val="20"/>
-              </w:rPr>
-            </w:pPr>
-            <w:r>
-              <w:rPr>
-                <w:rFonts w:ascii="Arial" w:cs="Arial" w:eastAsia="Arial" w:hAnsi="Arial"/>
-                <w:sz w:val="20"/>
-                <w:szCs w:val="20"/>
-                <w:rtl w:val="0"/>
-              </w:rPr>
-              <w:t xml:space="preserve">Dashboard</w:t>
-            </w:r>
-          </w:p>
-        </w:tc>
-        <w:tc>
-          <w:tcPr/>
-          <w:p>
-            <w:pPr>
-              <w:rPr>
-                <w:rFonts w:ascii="Arial" w:cs="Arial" w:eastAsia="Arial" w:hAnsi="Arial"/>
-                <w:sz w:val="20"/>
-                <w:szCs w:val="20"/>
-              </w:rPr>
-            </w:pPr>
-            <w:r>
-              <w:rPr>
-                <w:rtl w:val="0"/>
-              </w:rPr>
-            </w:r>
-          </w:p>
-        </w:tc>
-        <w:tc>
-          <w:tcPr/>
-          <w:p>
-            <w:pPr>
-              <w:rPr>
-                <w:rFonts w:ascii="Arial" w:cs="Arial" w:eastAsia="Arial" w:hAnsi="Arial"/>
-                <w:sz w:val="20"/>
-                <w:szCs w:val="20"/>
-              </w:rPr>
-            </w:pPr>
-            <w:r>
-              <w:rPr>
-                <w:rtl w:val="0"/>
-              </w:rPr>
-            </w:r>
-          </w:p>
-        </w:tc>
-        <w:tc>
-          <w:tcPr/>
-          <w:p>
-            <w:pPr>
-              <w:rPr>
-                <w:rFonts w:ascii="Arial" w:cs="Arial" w:eastAsia="Arial" w:hAnsi="Arial"/>
-                <w:sz w:val="20"/>
-                <w:szCs w:val="20"/>
-              </w:rPr>
-            </w:pPr>
-            <w:r>
-              <w:rPr>
-                <w:rtl w:val="0"/>
-              </w:rPr>
-            </w:r>
-          </w:p>
-        </w:tc>
-        <w:tc>
-          <w:tcPr/>
-          <w:p>
-            <w:pPr>
-              <w:rPr>
-                <w:rFonts w:ascii="Arial" w:cs="Arial" w:eastAsia="Arial" w:hAnsi="Arial"/>
-                <w:sz w:val="20"/>
-                <w:szCs w:val="20"/>
-              </w:rPr>
-            </w:pPr>
-            <w:r>
-              <w:rPr>
-                <w:rtl w:val="0"/>
-              </w:rPr>
-            </w:r>
-          </w:p>
-        </w:tc>
-        <w:tc>
-          <w:tcPr/>
-          <w:p>
-            <w:pPr>
-              <w:rPr>
-                <w:rFonts w:ascii="Arial" w:cs="Arial" w:eastAsia="Arial" w:hAnsi="Arial"/>
-                <w:sz w:val="20"/>
-                <w:szCs w:val="20"/>
-              </w:rPr>
-            </w:pPr>
-            <w:r>
-              <w:rPr>
-                <w:rtl w:val="0"/>
-              </w:rPr>
+            <w:r>
+              <w:t>Dashboard</w:t>
+            </w:r>
+          </w:p>
+        </w:tc>
+        <w:tc>
+          <w:tcPr/>
+          <w:p>
+            <w:r>
+              <w:t>USN-6</w:t>
+            </w:r>
+          </w:p>
+        </w:tc>
+        <w:tc>
+          <w:tcPr/>
+          <w:p>
+            <w:r>
+              <w:t>As a user, I can view listed properties.</w:t>
+            </w:r>
+          </w:p>
+        </w:tc>
+        <w:tc>
+          <w:tcPr/>
+          <w:p>
+            <w:r>
+              <w:t>Properties displayed</w:t>
+            </w:r>
+          </w:p>
+        </w:tc>
+        <w:tc>
+          <w:tcPr/>
+          <w:p>
+            <w:r>
+              <w:t>High</w:t>
+            </w:r>
+          </w:p>
+        </w:tc>
+        <w:tc>
+          <w:tcPr/>
+          <w:p>
+            <w:r>
+              <w:t>Sprint-2</w:t>
             </w:r>
           </w:p>
         </w:tc>
@@ -1865,123 +1802,56 @@
         <w:tc>
           <w:tcPr/>
           <w:p>
-            <w:pPr>
-              <w:rPr>
-                <w:rFonts w:ascii="Arial" w:cs="Arial" w:eastAsia="Arial" w:hAnsi="Arial"/>
-                <w:sz w:val="20"/>
-                <w:szCs w:val="20"/>
-              </w:rPr>
-            </w:pPr>
-            <w:r>
-              <w:rPr>
-                <w:rFonts w:ascii="Arial" w:cs="Arial" w:eastAsia="Arial" w:hAnsi="Arial"/>
-                <w:sz w:val="20"/>
-                <w:szCs w:val="20"/>
-                <w:rtl w:val="0"/>
-              </w:rPr>
-              <w:t xml:space="preserve">Customer (Web user)</w:t>
-            </w:r>
-          </w:p>
-        </w:tc>
-        <w:tc>
-          <w:tcPr/>
-          <w:p>
-            <w:pPr>
-              <w:rPr>
-                <w:rFonts w:ascii="Arial" w:cs="Arial" w:eastAsia="Arial" w:hAnsi="Arial"/>
-                <w:sz w:val="20"/>
-                <w:szCs w:val="20"/>
-              </w:rPr>
-            </w:pPr>
-            <w:r>
-              <w:rPr>
-                <w:rtl w:val="0"/>
-              </w:rPr>
-            </w:r>
-          </w:p>
-        </w:tc>
-        <w:tc>
-          <w:tcPr/>
-          <w:p>
-            <w:pPr>
-              <w:rPr>
-                <w:rFonts w:ascii="Arial" w:cs="Arial" w:eastAsia="Arial" w:hAnsi="Arial"/>
-                <w:sz w:val="20"/>
-                <w:szCs w:val="20"/>
-              </w:rPr>
-            </w:pPr>
-            <w:r>
-              <w:rPr>
-                <w:rtl w:val="0"/>
-              </w:rPr>
-            </w:r>
-          </w:p>
-        </w:tc>
-        <w:tc>
-          <w:tcPr/>
-          <w:p>
-            <w:pPr>
-              <w:rPr>
-                <w:rFonts w:ascii="Arial" w:cs="Arial" w:eastAsia="Arial" w:hAnsi="Arial"/>
-                <w:sz w:val="20"/>
-                <w:szCs w:val="20"/>
-              </w:rPr>
-            </w:pPr>
-            <w:r>
-              <w:rPr>
-                <w:rtl w:val="0"/>
-              </w:rPr>
-            </w:r>
-          </w:p>
-        </w:tc>
-        <w:tc>
-          <w:tcPr/>
-          <w:p>
-            <w:pPr>
-              <w:rPr>
-                <w:rFonts w:ascii="Arial" w:cs="Arial" w:eastAsia="Arial" w:hAnsi="Arial"/>
-                <w:sz w:val="20"/>
-                <w:szCs w:val="20"/>
-              </w:rPr>
-            </w:pPr>
-            <w:r>
-              <w:rPr>
-                <w:rtl w:val="0"/>
-              </w:rPr>
-            </w:r>
-          </w:p>
-        </w:tc>
-        <w:tc>
-          <w:tcPr/>
-          <w:p>
-            <w:pPr>
-              <w:rPr>
-                <w:rFonts w:ascii="Arial" w:cs="Arial" w:eastAsia="Arial" w:hAnsi="Arial"/>
-                <w:sz w:val="20"/>
-                <w:szCs w:val="20"/>
-              </w:rPr>
-            </w:pPr>
-            <w:r>
-              <w:rPr>
-                <w:rtl w:val="0"/>
-              </w:rPr>
-            </w:r>
-          </w:p>
-        </w:tc>
-        <w:tc>
-          <w:tcPr/>
-          <w:p>
-            <w:pPr>
-              <w:rPr>
-                <w:rFonts w:ascii="Arial" w:cs="Arial" w:eastAsia="Arial" w:hAnsi="Arial"/>
-                <w:sz w:val="20"/>
-                <w:szCs w:val="20"/>
-              </w:rPr>
-            </w:pPr>
-            <w:r>
-              <w:rPr>
-                <w:rtl w:val="0"/>
-              </w:rPr>
+            <w:r>
+              <w:t>Property Owner</w:t>
+            </w:r>
+          </w:p>
+        </w:tc>
+        <w:tc>
+          <w:tcPr/>
+          <w:p>
+            <w:r>
+              <w:t>Property Listing</w:t>
+            </w:r>
+          </w:p>
+        </w:tc>
+        <w:tc>
+          <w:tcPr/>
+          <w:p>
+            <w:r>
+              <w:t>USN-7</w:t>
+            </w:r>
+          </w:p>
+        </w:tc>
+        <w:tc>
+          <w:tcPr/>
+          <w:p>
+            <w:r>
+              <w:t>As an owner, I can list my property.</w:t>
+            </w:r>
+          </w:p>
+        </w:tc>
+        <w:tc>
+          <w:tcPr/>
+          <w:p>
+            <w:r>
+              <w:t>Property added to database</w:t>
+            </w:r>
+          </w:p>
+        </w:tc>
+        <w:tc>
+          <w:tcPr/>
+          <w:p>
+            <w:r>
+              <w:t>High</w:t>
+            </w:r>
+          </w:p>
+        </w:tc>
+        <w:tc>
+          <w:tcPr/>
+          <w:p>
+            <w:r>
+              <w:t>Sprint-2</w:t>
             </w:r>
           </w:p>
         </w:tc>
@@ -2636,6 +2506,11 @@
         <w:rPr>
           <w:rtl w:val="0"/>
         </w:rPr>
+      </w:r>
+    </w:p>
+    <w:p>
+      <w:r>
+        <w:t>[Insert Data Flow Diagrams (DFD) Here]</w:t>
       </w:r>
     </w:p>
     <w:sectPr>
